--- a/Шаблоны/База знаний/Слова и словосочетания 1.docx
+++ b/Шаблоны/База знаний/Слова и словосочетания 1.docx
@@ -69,6 +69,7 @@
         <w:rPr>
           <w:sz w:val="32"/>
           <w:szCs w:val="32"/>
+          <w:lang w:val="en-US"/>
         </w:rPr>
       </w:pPr>
       <w:r>
@@ -83,6 +84,7 @@
         <w:rPr>
           <w:sz w:val="32"/>
           <w:szCs w:val="32"/>
+          <w:lang w:val="en-US"/>
         </w:rPr>
         <w:t xml:space="preserve"> </w:t>
       </w:r>
@@ -2496,7 +2498,23 @@
           <w:szCs w:val="32"/>
           <w:lang w:val="de-DE"/>
         </w:rPr>
-        <w:t>anke fürs mitmachen</w:t>
+        <w:t xml:space="preserve">anke fürs </w:t>
+      </w:r>
+      <w:r>
+        <w:rPr>
+          <w:sz w:val="32"/>
+          <w:szCs w:val="32"/>
+          <w:lang w:val="de-DE"/>
+        </w:rPr>
+        <w:t>M</w:t>
+      </w:r>
+      <w:r>
+        <w:rPr>
+          <w:sz w:val="32"/>
+          <w:szCs w:val="32"/>
+          <w:lang w:val="de-DE"/>
+        </w:rPr>
+        <w:t>itmachen</w:t>
       </w:r>
       <w:r>
         <w:rPr>
